--- a/deliverables/Menduner_企业导师交流_问题与试点说明.docx
+++ b/deliverables/Menduner_企业导师交流_问题与试点说明.docx
@@ -634,7 +634,7 @@
           <w:color w:val="6B7280"/>
           <w:sz w:val="19"/>
         </w:rPr>
-        <w:t>顺序原则：先请教实际工作 → 再谈产品价值 → 最后自然过渡到试点。</w:t>
+        <w:t>顺序原则：先请教实际工作 → 再谈产品价值 → 最后自然过渡到试点。第一次见面建议只问 1、2、4、5、6 五题；第 8 题先问行业通用方法，第 10 题留到试点有反馈之后再问。</w:t>
       </w:r>
     </w:p>
     <w:tbl>
@@ -822,7 +822,7 @@
                 <w:rFonts w:ascii="宋体" w:hAnsi="宋体" w:eastAsia="宋体"/>
                 <w:sz w:val="19"/>
               </w:rPr>
-              <w:t>有没有出现过活动信息发现太晚，导致错过营销或经营准备的情况？</w:t>
+              <w:t>目前活动信息获取的过程中，哪个环节最耗费时间？</w:t>
             </w:r>
           </w:p>
         </w:tc>
@@ -837,7 +837,7 @@
                 <w:rFonts w:ascii="宋体" w:hAnsi="宋体" w:eastAsia="宋体"/>
                 <w:sz w:val="19"/>
               </w:rPr>
-              <w:t>真实业务痛点</w:t>
+              <w:t>真实业务痛点（不质疑对方工作）</w:t>
             </w:r>
           </w:p>
         </w:tc>
@@ -1057,7 +1057,7 @@
                 <w:rFonts w:ascii="宋体" w:hAnsi="宋体" w:eastAsia="宋体"/>
                 <w:sz w:val="19"/>
               </w:rPr>
-              <w:t>酒店是否会评估大型活动对入住率、ADR 或 RevPAR 的影响？通常如何评估？</w:t>
+              <w:t>行业里通常怎么评估大型活动对入住的影响？贵店会参考哪些指标？</w:t>
             </w:r>
           </w:p>
         </w:tc>
@@ -1072,7 +1072,7 @@
                 <w:rFonts w:ascii="宋体" w:hAnsi="宋体" w:eastAsia="宋体"/>
                 <w:sz w:val="19"/>
               </w:rPr>
-              <w:t>经济分析的现实基础</w:t>
+              <w:t>经济分析的现实基础（先问通用方法，不打听敏感数据）</w:t>
             </w:r>
           </w:p>
         </w:tc>
@@ -1151,7 +1151,7 @@
                 <w:rFonts w:ascii="宋体" w:hAnsi="宋体" w:eastAsia="宋体"/>
                 <w:sz w:val="19"/>
               </w:rPr>
-              <w:t>如果试点有效，企业内部通常还需要经过哪些环节才能正式采用？</w:t>
+              <w:t>（试点有反馈之后再问）企业内部正式采用一般要经过哪些环节？</w:t>
             </w:r>
           </w:p>
         </w:tc>
@@ -1166,7 +1166,7 @@
                 <w:rFonts w:ascii="宋体" w:hAnsi="宋体" w:eastAsia="宋体"/>
                 <w:sz w:val="19"/>
               </w:rPr>
-              <w:t>采购、合规、预算流程</w:t>
+              <w:t>采购、合规、预算流程（首访不问，避免显得功利）</w:t>
             </w:r>
           </w:p>
         </w:tc>
@@ -2305,7 +2305,262 @@
           <w:color w:val="1F2937"/>
           <w:sz w:val="26"/>
         </w:rPr>
-        <w:t>七、明确不做的四件事</w:t>
+        <w:t>七、六个功能页面说明（老师追问时使用）</w:t>
+      </w:r>
+    </w:p>
+    <w:tbl>
+      <w:tblPr>
+        <w:tblStyle w:val="TableGrid"/>
+        <w:tblW w:type="auto" w:w="0"/>
+        <w:jc w:val="center"/>
+        <w:tblLayout w:type="fixed"/>
+        <w:tblLook w:firstColumn="1" w:firstRow="1" w:lastColumn="0" w:lastRow="0" w:noHBand="0" w:noVBand="1" w:val="04A0"/>
+        <w:tblLayout w:type="fixed"/>
+      </w:tblPr>
+      <w:tblGrid>
+        <w:gridCol w:w="4706"/>
+        <w:gridCol w:w="4706"/>
+      </w:tblGrid>
+      <w:tr>
+        <w:tc>
+          <w:tcPr>
+            <w:tcW w:type="dxa" w:w="1928"/>
+          </w:tcPr>
+          <w:p>
+            <w:r/>
+            <w:r>
+              <w:rPr>
+                <w:rFonts w:ascii="微软雅黑" w:hAnsi="微软雅黑" w:eastAsia="微软雅黑"/>
+                <w:b/>
+                <w:sz w:val="19"/>
+              </w:rPr>
+              <w:t>页面</w:t>
+            </w:r>
+          </w:p>
+        </w:tc>
+        <w:tc>
+          <w:tcPr>
+            <w:tcW w:type="dxa" w:w="7030"/>
+          </w:tcPr>
+          <w:p>
+            <w:r/>
+            <w:r>
+              <w:rPr>
+                <w:rFonts w:ascii="微软雅黑" w:hAnsi="微软雅黑" w:eastAsia="微软雅黑"/>
+                <w:b/>
+                <w:sz w:val="19"/>
+              </w:rPr>
+              <w:t>回答什么问题</w:t>
+            </w:r>
+          </w:p>
+        </w:tc>
+      </w:tr>
+      <w:tr>
+        <w:tc>
+          <w:tcPr>
+            <w:tcW w:type="dxa" w:w="1928"/>
+          </w:tcPr>
+          <w:p>
+            <w:r/>
+            <w:r>
+              <w:rPr>
+                <w:rFonts w:ascii="宋体" w:hAnsi="宋体" w:eastAsia="宋体"/>
+                <w:sz w:val="19"/>
+              </w:rPr>
+              <w:t>知识图谱</w:t>
+            </w:r>
+          </w:p>
+        </w:tc>
+        <w:tc>
+          <w:tcPr>
+            <w:tcW w:type="dxa" w:w="7030"/>
+          </w:tcPr>
+          <w:p>
+            <w:r/>
+            <w:r>
+              <w:rPr>
+                <w:rFonts w:ascii="宋体" w:hAnsi="宋体" w:eastAsia="宋体"/>
+                <w:sz w:val="19"/>
+              </w:rPr>
+              <w:t>一个活动和哪些场馆、地区、酒店有关；缺的关系写「待补充」</w:t>
+            </w:r>
+          </w:p>
+        </w:tc>
+      </w:tr>
+      <w:tr>
+        <w:tc>
+          <w:tcPr>
+            <w:tcW w:type="dxa" w:w="1928"/>
+          </w:tcPr>
+          <w:p>
+            <w:r/>
+            <w:r>
+              <w:rPr>
+                <w:rFonts w:ascii="宋体" w:hAnsi="宋体" w:eastAsia="宋体"/>
+                <w:sz w:val="19"/>
+              </w:rPr>
+              <w:t>商圈洞察</w:t>
+            </w:r>
+          </w:p>
+        </w:tc>
+        <w:tc>
+          <w:tcPr>
+            <w:tcW w:type="dxa" w:w="7030"/>
+          </w:tcPr>
+          <w:p>
+            <w:r/>
+            <w:r>
+              <w:rPr>
+                <w:rFonts w:ascii="宋体" w:hAnsi="宋体" w:eastAsia="宋体"/>
+                <w:sz w:val="19"/>
+              </w:rPr>
+              <w:t>行政区与商业商圈分开统计；经济情景是参数假设，缺参数不出金额</w:t>
+            </w:r>
+          </w:p>
+        </w:tc>
+      </w:tr>
+      <w:tr>
+        <w:tc>
+          <w:tcPr>
+            <w:tcW w:type="dxa" w:w="1928"/>
+          </w:tcPr>
+          <w:p>
+            <w:r/>
+            <w:r>
+              <w:rPr>
+                <w:rFonts w:ascii="宋体" w:hAnsi="宋体" w:eastAsia="宋体"/>
+                <w:sz w:val="19"/>
+              </w:rPr>
+              <w:t>酒店活动情报</w:t>
+            </w:r>
+          </w:p>
+        </w:tc>
+        <w:tc>
+          <w:tcPr>
+            <w:tcW w:type="dxa" w:w="7030"/>
+          </w:tcPr>
+          <w:p>
+            <w:r/>
+            <w:r>
+              <w:rPr>
+                <w:rFonts w:ascii="宋体" w:hAnsi="宋体" w:eastAsia="宋体"/>
+                <w:sz w:val="19"/>
+              </w:rPr>
+              <w:t>某家酒店周边 10 km 内的活动；坐标未核验的不计入距离</w:t>
+            </w:r>
+          </w:p>
+        </w:tc>
+      </w:tr>
+      <w:tr>
+        <w:tc>
+          <w:tcPr>
+            <w:tcW w:type="dxa" w:w="1928"/>
+          </w:tcPr>
+          <w:p>
+            <w:r/>
+            <w:r>
+              <w:rPr>
+                <w:rFonts w:ascii="宋体" w:hAnsi="宋体" w:eastAsia="宋体"/>
+                <w:sz w:val="19"/>
+              </w:rPr>
+              <w:t>找酒店</w:t>
+            </w:r>
+          </w:p>
+        </w:tc>
+        <w:tc>
+          <w:tcPr>
+            <w:tcW w:type="dxa" w:w="7030"/>
+          </w:tcPr>
+          <w:p>
+            <w:r/>
+            <w:r>
+              <w:rPr>
+                <w:rFonts w:ascii="宋体" w:hAnsi="宋体" w:eastAsia="宋体"/>
+                <w:sz w:val="19"/>
+              </w:rPr>
+              <w:t>按星级、地区、名称找已收录的 19 家酒店</w:t>
+            </w:r>
+          </w:p>
+        </w:tc>
+      </w:tr>
+      <w:tr>
+        <w:tc>
+          <w:tcPr>
+            <w:tcW w:type="dxa" w:w="1928"/>
+          </w:tcPr>
+          <w:p>
+            <w:r/>
+            <w:r>
+              <w:rPr>
+                <w:rFonts w:ascii="宋体" w:hAnsi="宋体" w:eastAsia="宋体"/>
+                <w:sz w:val="19"/>
+              </w:rPr>
+              <w:t>本店经营数据</w:t>
+            </w:r>
+          </w:p>
+        </w:tc>
+        <w:tc>
+          <w:tcPr>
+            <w:tcW w:type="dxa" w:w="7030"/>
+          </w:tcPr>
+          <w:p>
+            <w:r/>
+            <w:r>
+              <w:rPr>
+                <w:rFonts w:ascii="宋体" w:hAnsi="宋体" w:eastAsia="宋体"/>
+                <w:sz w:val="19"/>
+              </w:rPr>
+              <w:t>酒店自己上传经营数据，只在本店账号内可见</w:t>
+            </w:r>
+          </w:p>
+        </w:tc>
+      </w:tr>
+      <w:tr>
+        <w:tc>
+          <w:tcPr>
+            <w:tcW w:type="dxa" w:w="1928"/>
+          </w:tcPr>
+          <w:p>
+            <w:r/>
+            <w:r>
+              <w:rPr>
+                <w:rFonts w:ascii="宋体" w:hAnsi="宋体" w:eastAsia="宋体"/>
+                <w:sz w:val="19"/>
+              </w:rPr>
+              <w:t>数据质量与来源</w:t>
+            </w:r>
+          </w:p>
+        </w:tc>
+        <w:tc>
+          <w:tcPr>
+            <w:tcW w:type="dxa" w:w="7030"/>
+          </w:tcPr>
+          <w:p>
+            <w:r/>
+            <w:r>
+              <w:rPr>
+                <w:rFonts w:ascii="宋体" w:hAnsi="宋体" w:eastAsia="宋体"/>
+                <w:sz w:val="19"/>
+              </w:rPr>
+              <w:t>每条数据能不能用、来源在哪、还缺什么</w:t>
+            </w:r>
+          </w:p>
+        </w:tc>
+      </w:tr>
+    </w:tbl>
+    <w:p/>
+    <w:p>
+      <w:pPr>
+        <w:pStyle w:val="Heading1"/>
+        <w:spacing w:before="200" w:after="80"/>
+      </w:pPr>
+      <w:r>
+        <w:rPr>
+          <w:rFonts w:ascii="微软雅黑" w:hAnsi="微软雅黑" w:eastAsia="微软雅黑"/>
+          <w:color w:val="1F2937"/>
+          <w:sz w:val="26"/>
+        </w:rPr>
+        <w:t>八、明确不做的四件事</w:t>
       </w:r>
     </w:p>
     <w:tbl>
